--- a/practice-guides/field-diary-acholi.docx
+++ b/practice-guides/field-diary-acholi.docx
@@ -85,7 +85,7 @@
           <w:sz w:val="18"/>
           <w:szCs w:val="18"/>
         </w:rPr>
-        <w:t xml:space="preserve">Loko leb Acholi v0.1 · 24 October 2026</w:t>
+        <w:t xml:space="preserve">Loko leb Acholi v0.1.1 · 24 October 2026</w:t>
       </w:r>
       <w:r>
         <w:rPr>
@@ -159,7 +159,7 @@
           <w:sz w:val="18"/>
           <w:szCs w:val="18"/>
         </w:rPr>
-        <w:t xml:space="preserve">Cak ki gin mo ma tye i ticci. Lok, goyo cal, alama mamegi, cal, video ki coc twero gwoko gin ma ineno. Gurup moko yoo me nongo jami ki kony ma mite; pe myero ibed ki cim mamegi. Gin ma iyero nywako doko gin me poro ki yubo lok i anyim. Dano aye gibedo lurem ma penyo AI ki diro, kengi nyo kacel. Gin ma dano oneno aye cakere; pe gin ducu ma kitamo nyo oneno myero kicoy.</w:t>
+        <w:t xml:space="preserve">Cak ki gin mo ma tye i ticci. Lok, goyo cal, alama mamegi, cal, video ki coc twero gwoko gin ma ineno. Gurup moko yoo me nongo jami ki kony ma mite; pe mite ni ibed ki cim mamegi. Gin ma iyero nywako doko gin me poro ki yubo lok i anyim. Dano aye gibedo lurem ma penyo AI ki diro, kengi nyo kacel. Gin ma dano oneno aye cakere; pe gin ducu ma kitamo nyo oneno myero kicoy.</w:t>
       </w:r>
     </w:p>
     <w:p>
@@ -6720,7 +6720,7 @@
           <w:sz w:val="21"/>
           <w:szCs w:val="21"/>
         </w:rPr>
-        <w:t>Pi gwoko lok ki Returns, ti ki pot ma kigamo ki gin ma kiye i kare meno. Gwok kabedo me coyo, dul ki tyen lok; tam me loko pot kingiyo kene. PG Ledger konyo gwoko lok ki cente; pe loko buk me cente ma cik mito.</w:t>
+        <w:t>Pi gwoko lok ki dwogo, ti ki pot ma kigamo ki gin ma kiye i kare meno. Gwok kabedo me coyo, dul ki tyen lok; tam me loko pot kingiyo kene. PG Ledger konyo gwoko lok ki cente; pe loko buk me cente ma cik mito.</w:t>
       </w:r>
     </w:p>
     <w:p>
@@ -7371,7 +7371,7 @@
           <w:sz w:val="18"/>
           <w:szCs w:val="18"/>
         </w:rPr>
-        <w:t xml:space="preserve">Itwero loyo copy, loko leb ki loko coc, cal ki pot nono i cik CC BY 4.0. Nyut: Spiralweb Stewardship Association, Buk me Poto, loko leb Acholi v0.1, 2026. Nyut alokalokani.</w:t>
+        <w:t xml:space="preserve">Itwero loyo copy, loko leb ki loko coc, cal ki pot nono i cik CC BY 4.0. Nyut: Spiralweb Stewardship Association, Buk me Poto, loko leb Acholi v0.1.1, 2026. Nyut alokalokani.</w:t>
       </w:r>
       <w:r>
         <w:rPr>
@@ -7492,7 +7492,7 @@
       <w:rPr>
         <w:sz w:val="16"/>
       </w:rPr>
-      <w:t xml:space="preserve">Buk me Poto     |     v0.1 · 24 October 2026     |     </w:t>
+      <w:t xml:space="preserve">Buk me Poto     |     v0.1.1 · 24 October 2026     |     </w:t>
     </w:r>
     <w:fldSimple w:instr="PAGE"/>
   </w:p>
